--- a/抽離教學_數學/高一數學/IEP第8-9點_高一數學_26-27上學期_融合班通用草稿.docx
+++ b/抽離教學_數學/高一數學/IEP第8-9點_高一數學_26-27上學期_融合班通用草稿.docx
@@ -1456,16 +1456,13 @@
               <w:rPr>
                 <w:rFonts w:hint="eastAsia"/>
               </w:rPr>
-              <w:t xml:space="preserve">2026/09 </w:t>
-            </w:r>
-            <w:r>
-              <w:t>–</w:t>
-            </w:r>
-            <w:r>
-              <w:rPr>
-                <w:rFonts w:hint="eastAsia"/>
-              </w:rPr>
-              <w:t xml:space="preserve"> 2027/07</w:t>
+              <w:t>2026/09 – 2027/06</w:t>
+            </w:r>
+            <w:r/>
+            <w:r>
+              <w:rPr>
+                <w:rFonts w:hint="eastAsia"/>
+              </w:rPr>
             </w:r>
           </w:p>
         </w:tc>
@@ -7303,22 +7300,18 @@
               <w:rPr>
                 <w:rFonts w:hint="eastAsia"/>
               </w:rPr>
-              <w:t xml:space="preserve">2026/09 </w:t>
-            </w:r>
-            <w:r>
-              <w:t>–</w:t>
-            </w:r>
-            <w:r>
-              <w:rPr>
-                <w:rFonts w:hint="eastAsia"/>
-              </w:rPr>
-              <w:t xml:space="preserve"> 2026/</w:t>
-            </w:r>
-            <w:r>
-              <w:rPr>
-                <w:rFonts w:hint="eastAsia"/>
-              </w:rPr>
-              <w:t>10</w:t>
+              <w:t>2026/09 – 2026/09</w:t>
+            </w:r>
+            <w:r/>
+            <w:r>
+              <w:rPr>
+                <w:rFonts w:hint="eastAsia"/>
+              </w:rPr>
+            </w:r>
+            <w:r>
+              <w:rPr>
+                <w:rFonts w:hint="eastAsia"/>
+              </w:rPr>
             </w:r>
           </w:p>
         </w:tc>
@@ -7451,34 +7444,28 @@
               <w:rPr>
                 <w:rFonts w:hint="eastAsia"/>
               </w:rPr>
-              <w:t>2026/</w:t>
-            </w:r>
-            <w:r>
-              <w:rPr>
-                <w:rFonts w:hint="eastAsia"/>
-              </w:rPr>
-              <w:t>1</w:t>
-            </w:r>
-            <w:r>
-              <w:rPr>
-                <w:rFonts w:hint="eastAsia"/>
-              </w:rPr>
-              <w:t xml:space="preserve">0 </w:t>
-            </w:r>
-            <w:r>
-              <w:t>–</w:t>
-            </w:r>
-            <w:r>
-              <w:rPr>
-                <w:rFonts w:hint="eastAsia"/>
-              </w:rPr>
-              <w:t xml:space="preserve"> 2026/</w:t>
-            </w:r>
-            <w:r>
-              <w:rPr>
-                <w:rFonts w:hint="eastAsia"/>
-              </w:rPr>
-              <w:t>10</w:t>
+              <w:t>2026/09 – 2026/10</w:t>
+            </w:r>
+            <w:r>
+              <w:rPr>
+                <w:rFonts w:hint="eastAsia"/>
+              </w:rPr>
+            </w:r>
+            <w:r>
+              <w:rPr>
+                <w:rFonts w:hint="eastAsia"/>
+              </w:rPr>
+            </w:r>
+            <w:r/>
+            <w:r>
+              <w:rPr>
+                <w:rFonts w:hint="eastAsia"/>
+              </w:rPr>
+            </w:r>
+            <w:r>
+              <w:rPr>
+                <w:rFonts w:hint="eastAsia"/>
+              </w:rPr>
             </w:r>
           </w:p>
         </w:tc>
@@ -8084,34 +8071,28 @@
               <w:rPr>
                 <w:rFonts w:hint="eastAsia"/>
               </w:rPr>
-              <w:t>2026/1</w:t>
-            </w:r>
-            <w:r>
-              <w:rPr>
-                <w:rFonts w:hint="eastAsia"/>
-              </w:rPr>
-              <w:t>1</w:t>
-            </w:r>
-            <w:r>
-              <w:rPr>
-                <w:rFonts w:hint="eastAsia"/>
-              </w:rPr>
-              <w:t xml:space="preserve"> </w:t>
-            </w:r>
-            <w:r>
-              <w:t>–</w:t>
-            </w:r>
-            <w:r>
-              <w:rPr>
-                <w:rFonts w:hint="eastAsia"/>
-              </w:rPr>
-              <w:t xml:space="preserve"> 2026/1</w:t>
-            </w:r>
-            <w:r>
-              <w:rPr>
-                <w:rFonts w:hint="eastAsia"/>
-              </w:rPr>
-              <w:t>1</w:t>
+              <w:t>2026/10 – 2026/10</w:t>
+            </w:r>
+            <w:r>
+              <w:rPr>
+                <w:rFonts w:hint="eastAsia"/>
+              </w:rPr>
+            </w:r>
+            <w:r>
+              <w:rPr>
+                <w:rFonts w:hint="eastAsia"/>
+              </w:rPr>
+            </w:r>
+            <w:r/>
+            <w:r>
+              <w:rPr>
+                <w:rFonts w:hint="eastAsia"/>
+              </w:rPr>
+            </w:r>
+            <w:r>
+              <w:rPr>
+                <w:rFonts w:hint="eastAsia"/>
+              </w:rPr>
             </w:r>
           </w:p>
         </w:tc>
@@ -8724,16 +8705,13 @@
               <w:rPr>
                 <w:rFonts w:hint="eastAsia"/>
               </w:rPr>
-              <w:t xml:space="preserve">2026/11 </w:t>
-            </w:r>
-            <w:r>
-              <w:t>–</w:t>
-            </w:r>
-            <w:r>
-              <w:rPr>
-                <w:rFonts w:hint="eastAsia"/>
-              </w:rPr>
-              <w:t xml:space="preserve"> 2026/11</w:t>
+              <w:t>2026/12 – 2026/12</w:t>
+            </w:r>
+            <w:r/>
+            <w:r>
+              <w:rPr>
+                <w:rFonts w:hint="eastAsia"/>
+              </w:rPr>
             </w:r>
           </w:p>
         </w:tc>
@@ -8870,16 +8848,13 @@
               <w:rPr>
                 <w:rFonts w:hint="eastAsia"/>
               </w:rPr>
-              <w:t xml:space="preserve">2026/11 </w:t>
-            </w:r>
-            <w:r>
-              <w:t>–</w:t>
-            </w:r>
-            <w:r>
-              <w:rPr>
-                <w:rFonts w:hint="eastAsia"/>
-              </w:rPr>
-              <w:t xml:space="preserve"> 2026/11</w:t>
+              <w:t>2026/12 – 2026/12</w:t>
+            </w:r>
+            <w:r/>
+            <w:r>
+              <w:rPr>
+                <w:rFonts w:hint="eastAsia"/>
+              </w:rPr>
             </w:r>
           </w:p>
         </w:tc>
@@ -9016,22 +8991,18 @@
               <w:rPr>
                 <w:rFonts w:hint="eastAsia"/>
               </w:rPr>
-              <w:t xml:space="preserve">2026/11 </w:t>
-            </w:r>
-            <w:r>
-              <w:t>–</w:t>
-            </w:r>
-            <w:r>
-              <w:rPr>
-                <w:rFonts w:hint="eastAsia"/>
-              </w:rPr>
-              <w:t xml:space="preserve"> 2026/1</w:t>
-            </w:r>
-            <w:r>
-              <w:rPr>
-                <w:rFonts w:hint="eastAsia"/>
-              </w:rPr>
-              <w:t>2</w:t>
+              <w:t>2027/01 – 2027/01</w:t>
+            </w:r>
+            <w:r/>
+            <w:r>
+              <w:rPr>
+                <w:rFonts w:hint="eastAsia"/>
+              </w:rPr>
+            </w:r>
+            <w:r>
+              <w:rPr>
+                <w:rFonts w:hint="eastAsia"/>
+              </w:rPr>
             </w:r>
           </w:p>
         </w:tc>
@@ -9161,34 +9132,28 @@
               <w:rPr>
                 <w:rFonts w:hint="eastAsia"/>
               </w:rPr>
-              <w:t>2026/1</w:t>
-            </w:r>
-            <w:r>
-              <w:rPr>
-                <w:rFonts w:hint="eastAsia"/>
-              </w:rPr>
-              <w:t>2</w:t>
-            </w:r>
-            <w:r>
-              <w:rPr>
-                <w:rFonts w:hint="eastAsia"/>
-              </w:rPr>
-              <w:t xml:space="preserve"> </w:t>
-            </w:r>
-            <w:r>
-              <w:t>–</w:t>
-            </w:r>
-            <w:r>
-              <w:rPr>
-                <w:rFonts w:hint="eastAsia"/>
-              </w:rPr>
-              <w:t xml:space="preserve"> 2026/1</w:t>
-            </w:r>
-            <w:r>
-              <w:rPr>
-                <w:rFonts w:hint="eastAsia"/>
-              </w:rPr>
-              <w:t>2</w:t>
+              <w:t>2027/01 – 2027/02</w:t>
+            </w:r>
+            <w:r>
+              <w:rPr>
+                <w:rFonts w:hint="eastAsia"/>
+              </w:rPr>
+            </w:r>
+            <w:r>
+              <w:rPr>
+                <w:rFonts w:hint="eastAsia"/>
+              </w:rPr>
+            </w:r>
+            <w:r/>
+            <w:r>
+              <w:rPr>
+                <w:rFonts w:hint="eastAsia"/>
+              </w:rPr>
+            </w:r>
+            <w:r>
+              <w:rPr>
+                <w:rFonts w:hint="eastAsia"/>
+              </w:rPr>
             </w:r>
           </w:p>
         </w:tc>
@@ -9332,34 +9297,28 @@
               <w:rPr>
                 <w:rFonts w:hint="eastAsia"/>
               </w:rPr>
-              <w:t xml:space="preserve">2026/12 </w:t>
-            </w:r>
-            <w:r>
-              <w:t>–</w:t>
-            </w:r>
-            <w:r>
-              <w:rPr>
-                <w:rFonts w:hint="eastAsia"/>
-              </w:rPr>
-              <w:t xml:space="preserve"> 202</w:t>
-            </w:r>
-            <w:r>
-              <w:rPr>
-                <w:rFonts w:hint="eastAsia"/>
-              </w:rPr>
-              <w:t>7</w:t>
-            </w:r>
-            <w:r>
-              <w:rPr>
-                <w:rFonts w:hint="eastAsia"/>
-              </w:rPr>
-              <w:t>/</w:t>
-            </w:r>
-            <w:r>
-              <w:rPr>
-                <w:rFonts w:hint="eastAsia"/>
-              </w:rPr>
-              <w:t>01</w:t>
+              <w:t>2027/02 – 2027/02</w:t>
+            </w:r>
+            <w:r/>
+            <w:r>
+              <w:rPr>
+                <w:rFonts w:hint="eastAsia"/>
+              </w:rPr>
+            </w:r>
+            <w:r>
+              <w:rPr>
+                <w:rFonts w:hint="eastAsia"/>
+              </w:rPr>
+            </w:r>
+            <w:r>
+              <w:rPr>
+                <w:rFonts w:hint="eastAsia"/>
+              </w:rPr>
+            </w:r>
+            <w:r>
+              <w:rPr>
+                <w:rFonts w:hint="eastAsia"/>
+              </w:rPr>
             </w:r>
           </w:p>
         </w:tc>
@@ -9496,58 +9455,48 @@
               <w:rPr>
                 <w:rFonts w:hint="eastAsia"/>
               </w:rPr>
-              <w:t>202</w:t>
-            </w:r>
-            <w:r>
-              <w:rPr>
-                <w:rFonts w:hint="eastAsia"/>
-              </w:rPr>
-              <w:t>7</w:t>
-            </w:r>
-            <w:r>
-              <w:rPr>
-                <w:rFonts w:hint="eastAsia"/>
-              </w:rPr>
-              <w:t>/</w:t>
-            </w:r>
-            <w:r>
-              <w:rPr>
-                <w:rFonts w:hint="eastAsia"/>
-              </w:rPr>
-              <w:t>01</w:t>
-            </w:r>
-            <w:r>
-              <w:rPr>
-                <w:rFonts w:hint="eastAsia"/>
-              </w:rPr>
-              <w:t xml:space="preserve"> </w:t>
-            </w:r>
-            <w:r>
-              <w:t>–</w:t>
-            </w:r>
-            <w:r>
-              <w:rPr>
-                <w:rFonts w:hint="eastAsia"/>
-              </w:rPr>
-              <w:t xml:space="preserve"> 202</w:t>
-            </w:r>
-            <w:r>
-              <w:rPr>
-                <w:rFonts w:hint="eastAsia"/>
-              </w:rPr>
-              <w:t>7</w:t>
-            </w:r>
-            <w:r>
-              <w:rPr>
-                <w:rFonts w:hint="eastAsia"/>
-              </w:rPr>
-              <w:t>/</w:t>
-            </w:r>
-            <w:r>
-              <w:rPr>
-                <w:rFonts w:hint="eastAsia"/>
-              </w:rPr>
-              <w:t>02</w:t>
+              <w:t>2027/03 – 2027/03</w:t>
+            </w:r>
+            <w:r>
+              <w:rPr>
+                <w:rFonts w:hint="eastAsia"/>
+              </w:rPr>
+            </w:r>
+            <w:r>
+              <w:rPr>
+                <w:rFonts w:hint="eastAsia"/>
+              </w:rPr>
+            </w:r>
+            <w:r>
+              <w:rPr>
+                <w:rFonts w:hint="eastAsia"/>
+              </w:rPr>
+            </w:r>
+            <w:r>
+              <w:rPr>
+                <w:rFonts w:hint="eastAsia"/>
+              </w:rPr>
+            </w:r>
+            <w:r/>
+            <w:r>
+              <w:rPr>
+                <w:rFonts w:hint="eastAsia"/>
+              </w:rPr>
+            </w:r>
+            <w:r>
+              <w:rPr>
+                <w:rFonts w:hint="eastAsia"/>
+              </w:rPr>
+            </w:r>
+            <w:r>
+              <w:rPr>
+                <w:rFonts w:hint="eastAsia"/>
+              </w:rPr>
+            </w:r>
+            <w:r>
+              <w:rPr>
+                <w:rFonts w:hint="eastAsia"/>
+              </w:rPr>
             </w:r>
           </w:p>
         </w:tc>
